--- a/prosedurler/EMS.LB.TL.09.06. Instrument Inventory, Labelling and Calibration Instruction.docx
+++ b/prosedurler/EMS.LB.TL.09.06. Instrument Inventory, Labelling and Calibration Instruction.docx
@@ -32,7 +32,7 @@
           <w:sz w:val="24"/>
           <w:szCs w:val="24"/>
         </w:rPr>
-        <w:t xml:space="preserve">This instruction describes how measuring and test instruments of Eroglu Knitting (EMS) are listed, identified, labelled and calibrated (TLM-KAL-01 and TLM-KAL-02), so that all measurements affecting product conformity are accurate, traceable and valid, in line with ISO 9001:2015 clause 7.1.5 and ISO/IEC 17025.</w:t>
+        <w:t xml:space="preserve">This instruction describes how measuring and test instruments of Eroglu Knitting (EMS) are listed, identified, labelled and calibrated (EMS.LB.TL.09.06 and EMS.LB.TL.09.06), so that all measurements affecting product conformity are accurate, traceable and valid, in line with ISO 9001:2015 clause 7.1.5 and ISO/IEC 17025.</w:t>
       </w:r>
     </w:p>
     <w:p>
@@ -395,7 +395,7 @@
           <w:sz w:val="24"/>
           <w:szCs w:val="24"/>
         </w:rPr>
-        <w:t xml:space="preserve"> The list (FRM-KAL-01) of all instruments with number, location, range, accuracy, acceptance limit, interval and dates.</w:t>
+        <w:t xml:space="preserve"> The list (EMS.LB.FRM.09.04) of all instruments with number, location, range, accuracy, acceptance limit, interval and dates.</w:t>
       </w:r>
     </w:p>
     <w:p>
@@ -521,7 +521,7 @@
           <w:sz w:val="24"/>
           <w:szCs w:val="24"/>
         </w:rPr>
-        <w:t xml:space="preserve">1.1. Every instrument that affects measurement results receives a unique number and is recorded in the Instrument Inventory (FRM-KAL-01) before first use.</w:t>
+        <w:t xml:space="preserve">1.1. Every instrument that affects measurement results receives a unique number and is recorded in the Instrument Inventory (EMS.LB.FRM.09.04) before first use.</w:t>
       </w:r>
     </w:p>
     <w:p>
@@ -756,7 +756,7 @@
           <w:sz w:val="24"/>
           <w:szCs w:val="24"/>
         </w:rPr>
-        <w:t xml:space="preserve">4. INTERNAL CALIBRATION (TLM-KAL-02)</w:t>
+        <w:t xml:space="preserve">4. INTERNAL CALIBRATION (EMS.LB.TL.09.06)</w:t>
       </w:r>
     </w:p>
     <w:p>
@@ -804,7 +804,7 @@
           <w:sz w:val="24"/>
           <w:szCs w:val="24"/>
         </w:rPr>
-        <w:t xml:space="preserve">4.3. The instrument is suitable when the deviation plus uncertainty remains within the acceptance limit; record the result in the Calibration Certificate Record (FRM-KAL-02) with environmental conditions and the reference used.</w:t>
+        <w:t xml:space="preserve">4.3. The instrument is suitable when the deviation plus uncertainty remains within the acceptance limit; record the result in the Calibration Certificate Record (EMS.LB.FRM.09.05) with environmental conditions and the reference used.</w:t>
       </w:r>
     </w:p>
     <w:p>
@@ -877,7 +877,7 @@
           <w:sz w:val="24"/>
           <w:szCs w:val="24"/>
         </w:rPr>
-        <w:t xml:space="preserve">5.2. When the certificate arrives, the Laboratory Manager compares deviation and uncertainty with the acceptance limit, signs the certificate and enters the result in FRM-KAL-02.</w:t>
+        <w:t xml:space="preserve">5.2. When the certificate arrives, the Laboratory Manager compares deviation and uncertainty with the acceptance limit, signs the certificate and enters the result in EMS.LB.FRM.09.05.</w:t>
       </w:r>
     </w:p>
     <w:p>
@@ -1165,7 +1165,7 @@
           <w:sz w:val="24"/>
           <w:szCs w:val="24"/>
         </w:rPr>
-        <w:t xml:space="preserve">TLM-KAL-01 Instrument inventory and labelling instruction; TLM-KAL-02 Internal and external calibration instruction (PRS-KAL-01 Calibration Procedure)</w:t>
+        <w:t xml:space="preserve">EMS.LB.TL.09.06 Instrument inventory and labelling instruction; EMS.LB.TL.09.06 Internal and external calibration instruction (EMS.LB.PRO.09.02 Calibration Procedure)</w:t>
       </w:r>
     </w:p>
     <w:p>
@@ -1184,7 +1184,7 @@
           <w:sz w:val="24"/>
           <w:szCs w:val="24"/>
         </w:rPr>
-        <w:t xml:space="preserve">FRM-KAL-01 Instrument Inventory; FRM-KAL-02 Calibration Certificate Record</w:t>
+        <w:t xml:space="preserve">EMS.LB.FRM.09.04 Instrument Inventory; EMS.LB.FRM.09.05 Calibration Certificate Record</w:t>
       </w:r>
     </w:p>
     <w:p>
@@ -1362,7 +1362,7 @@
           <w:sz w:val="24"/>
           <w:szCs w:val="24"/>
         </w:rPr>
-        <w:t xml:space="preserve">تصف هذه التعليمات كيفية جرد أجهزة القياس والفحص في شركة إيروغلو للتريكو (EMS) وتعريفها ووسمها ومعايرتها (TLM-KAL-01 وTLM-KAL-02)، بحيث تكون جميع القياسات المؤثرة في مطابقة المنتج دقيقة وقابلة للتتبع وصالحة، بما يتوافق مع البند 7.1.5 من ISO 9001:2015 والمعيار ISO/IEC 17025.</w:t>
+        <w:t xml:space="preserve">تصف هذه التعليمات كيفية جرد أجهزة القياس والفحص في شركة إيروغلو للتريكو (EMS) وتعريفها ووسمها ومعايرتها (EMS.LB.TL.09.06 وTLM-KAL-02)، بحيث تكون جميع القياسات المؤثرة في مطابقة المنتج دقيقة وقابلة للتتبع وصالحة، بما يتوافق مع البند 7.1.5 من ISO 9001:2015 والمعيار ISO/IEC 17025.</w:t>
       </w:r>
     </w:p>
     <w:p>
@@ -1768,7 +1768,7 @@
           <w:sz w:val="24"/>
           <w:szCs w:val="24"/>
         </w:rPr>
-        <w:t xml:space="preserve"> القائمة (FRM-KAL-01) التي تضم جميع الأجهزة برقمها وموقعها ومداها ودقتها وحد القبول والفترة والتواريخ.</w:t>
+        <w:t xml:space="preserve"> القائمة (EMS.LB.FRM.09.04) التي تضم جميع الأجهزة برقمها وموقعها ومداها ودقتها وحد القبول والفترة والتواريخ.</w:t>
       </w:r>
     </w:p>
     <w:p>
@@ -1909,7 +1909,7 @@
           <w:sz w:val="24"/>
           <w:szCs w:val="24"/>
         </w:rPr>
-        <w:t xml:space="preserve">1.1. يُمنح كل جهاز يؤثر في نتائج القياس رقمًا فريدًا ويُسجل في قائمة جرد الأجهزة (FRM-KAL-01) قبل أول استخدام.</w:t>
+        <w:t xml:space="preserve">1.1. يُمنح كل جهاز يؤثر في نتائج القياس رقمًا فريدًا ويُسجل في قائمة جرد الأجهزة (EMS.LB.FRM.09.04) قبل أول استخدام.</w:t>
       </w:r>
     </w:p>
     <w:p>
@@ -2173,7 +2173,7 @@
           <w:sz w:val="24"/>
           <w:szCs w:val="24"/>
         </w:rPr>
-        <w:t xml:space="preserve">4. المعايرة الداخلية (TLM-KAL-02)</w:t>
+        <w:t xml:space="preserve">4. المعايرة الداخلية (EMS.LB.TL.09.06)</w:t>
       </w:r>
     </w:p>
     <w:p>
@@ -2227,7 +2227,7 @@
           <w:sz w:val="24"/>
           <w:szCs w:val="24"/>
         </w:rPr>
-        <w:t xml:space="preserve">4.3. يكون الجهاز صالحًا عندما يبقى الانحراف مع عدم اليقين ضمن حد القبول؛ وتسجل النتيجة في سجل شهادة المعايرة (FRM-KAL-02) مع الظروف البيئية والمرجع المستخدم.</w:t>
+        <w:t xml:space="preserve">4.3. يكون الجهاز صالحًا عندما يبقى الانحراف مع عدم اليقين ضمن حد القبول؛ وتسجل النتيجة في سجل شهادة المعايرة (EMS.LB.FRM.09.05) مع الظروف البيئية والمرجع المستخدم.</w:t>
       </w:r>
     </w:p>
     <w:p>
@@ -2309,7 +2309,7 @@
           <w:sz w:val="24"/>
           <w:szCs w:val="24"/>
         </w:rPr>
-        <w:t xml:space="preserve">5.2. عند وصول الشهادة يقارن مدير المختبر الانحراف وعدم اليقين بحد القبول ويوقع الشهادة ويدخل النتيجة في FRM-KAL-02.</w:t>
+        <w:t xml:space="preserve">5.2. عند وصول الشهادة يقارن مدير المختبر الانحراف وعدم اليقين بحد القبول ويوقع الشهادة ويدخل النتيجة في EMS.LB.FRM.09.05.</w:t>
       </w:r>
     </w:p>
     <w:p>
@@ -2631,7 +2631,7 @@
           <w:sz w:val="24"/>
           <w:szCs w:val="24"/>
         </w:rPr>
-        <w:t xml:space="preserve">TLM-KAL-01 تعليمات جرد الأجهزة ووسمها؛ TLM-KAL-02 تعليمات المعايرة الداخلية والخارجية (PRS-KAL-01 إجراء المعايرة)</w:t>
+        <w:t xml:space="preserve">EMS.LB.TL.09.06 تعليمات جرد الأجهزة ووسمها؛ EMS.LB.TL.09.06 تعليمات المعايرة الداخلية والخارجية (EMS.LB.PRO.09.02 إجراء المعايرة)</w:t>
       </w:r>
     </w:p>
     <w:p>
@@ -2652,7 +2652,7 @@
           <w:sz w:val="24"/>
           <w:szCs w:val="24"/>
         </w:rPr>
-        <w:t xml:space="preserve">FRM-KAL-01 قائمة جرد الأجهزة؛ FRM-KAL-02 سجل شهادة المعايرة</w:t>
+        <w:t xml:space="preserve">EMS.LB.FRM.09.04 قائمة جرد الأجهزة؛ EMS.LB.FRM.09.05 سجل شهادة المعايرة</w:t>
       </w:r>
     </w:p>
     <w:p>

--- a/prosedurler/EMS.LB.TL.09.06. Instrument Inventory, Labelling and Calibration Instruction.docx
+++ b/prosedurler/EMS.LB.TL.09.06. Instrument Inventory, Labelling and Calibration Instruction.docx
@@ -1362,7 +1362,7 @@
           <w:sz w:val="24"/>
           <w:szCs w:val="24"/>
         </w:rPr>
-        <w:t xml:space="preserve">تصف هذه التعليمات كيفية جرد أجهزة القياس والفحص في شركة إيروغلو للتريكو (EMS) وتعريفها ووسمها ومعايرتها (EMS.LB.TL.09.06 وTLM-KAL-02)، بحيث تكون جميع القياسات المؤثرة في مطابقة المنتج دقيقة وقابلة للتتبع وصالحة، بما يتوافق مع البند 7.1.5 من ISO 9001:2015 والمعيار ISO/IEC 17025.</w:t>
+        <w:t xml:space="preserve">تصف هذه التعليمات كيفية جرد أجهزة القياس والفحص في شركة إيروغلو للتريكو (EMS) وتعريفها ووسمها ومعايرتها (EMS.LB.TL.09.06 وEMS.LB.TL.09.06)، بحيث تكون جميع القياسات المؤثرة في مطابقة المنتج دقيقة وقابلة للتتبع وصالحة، بما يتوافق مع البند 7.1.5 من ISO 9001:2015 والمعيار ISO/IEC 17025.</w:t>
       </w:r>
     </w:p>
     <w:p>

--- a/prosedurler/EMS.LB.TL.09.06. Instrument Inventory, Labelling and Calibration Instruction.docx
+++ b/prosedurler/EMS.LB.TL.09.06. Instrument Inventory, Labelling and Calibration Instruction.docx
@@ -820,7 +820,7 @@
           <w:sz w:val="24"/>
           <w:szCs w:val="24"/>
         </w:rPr>
-        <w:t xml:space="preserve">4.4. The metal detector is checked every day with the test pieces (ferrous, non-ferrous, stainless steel) according to the Metal Detector Daily Calibration Card (EMS.QA.FRM.03.07); if a test piece is not detected, production is stopped and products since the last good check are rechecked.</w:t>
+        <w:t xml:space="preserve">4.4. The metal detector is checked every day with the test pieces (ferrous, non-ferrous, stainless steel) according to the Metal Detector Daily Calibration Card (EMS.QA.FRM.03.12); if a test piece is not detected, production is stopped and products since the last good check are rechecked.</w:t>
       </w:r>
     </w:p>
     <w:p>
@@ -1203,7 +1203,7 @@
           <w:sz w:val="24"/>
           <w:szCs w:val="24"/>
         </w:rPr>
-        <w:t xml:space="preserve">EMS.QA.FRM.03.07 Metal Detector Daily Calibration Card</w:t>
+        <w:t xml:space="preserve">EMS.QA.FRM.03.12 Metal Detector Daily Calibration Card</w:t>
       </w:r>
     </w:p>
     <w:p>
@@ -2245,7 +2245,7 @@
           <w:sz w:val="24"/>
           <w:szCs w:val="24"/>
         </w:rPr>
-        <w:t xml:space="preserve">4.4. يُفحص كاشف المعادن يوميًا بقطع الاختبار (حديدية وغير حديدية وفولاذ مقاوم للصدأ) وفق بطاقة المعايرة اليومية لكاشف المعادن (EMS.QA.FRM.03.07)؛ وإذا لم تُكتشف قطعة اختبار يوقف الإنتاج وتعاد مراجعة المنتجات منذ آخر فحص سليم.</w:t>
+        <w:t xml:space="preserve">4.4. يُفحص كاشف المعادن يوميًا بقطع الاختبار (حديدية وغير حديدية وفولاذ مقاوم للصدأ) وفق بطاقة المعايرة اليومية لكاشف المعادن (EMS.QA.FRM.03.12)؛ وإذا لم تُكتشف قطعة اختبار يوقف الإنتاج وتعاد مراجعة المنتجات منذ آخر فحص سليم.</w:t>
       </w:r>
     </w:p>
     <w:p>
@@ -2673,7 +2673,7 @@
           <w:sz w:val="24"/>
           <w:szCs w:val="24"/>
         </w:rPr>
-        <w:t xml:space="preserve">EMS.QA.FRM.03.07 بطاقة المعايرة اليومية لكاشف المعادن</w:t>
+        <w:t xml:space="preserve">EMS.QA.FRM.03.12 بطاقة المعايرة اليومية لكاشف المعادن</w:t>
       </w:r>
     </w:p>
     <w:p>
